--- a/output/港大经管上海中心_联合策划服务合作协议.docx
+++ b/output/港大经管上海中心_联合策划服务合作协议.docx
@@ -149,7 +149,7 @@
           <w:b w:val="0"/>
           <w:sz w:val="24"/>
         </w:rPr>
-        <w:t>甲乙双方拟在上海就企业出海主题活动、以及高端教育招生宣传进行合作。为明确各自工作、费用和交付事项，订立本协议。本协议签署前供乙方审阅，签署后生效。</w:t>
+        <w:t>甲乙双方拟在上海就乙方EMBA招生宣传、企业出海主题专题课、以及邀请乙方上海中心主任出席相关活动，作为一次合作办理。为明确各自工作、费用和交付事项，订立本协议。本协议签署前供乙方审阅，签署后生效。</w:t>
       </w:r>
     </w:p>
     <w:p>
@@ -179,7 +179,7 @@
           <w:b w:val="0"/>
           <w:sz w:val="24"/>
         </w:rPr>
-        <w:t>1.1 双方合作举办一场以企业出海为主题的专题课，地点在乙方上海中心（外滩SOHO F栋），人数三十至四十人。来宾主要为正在考虑出海或赴港上市的企业负责人。乙方安排场地和老师，甲方负责邀请和现场。课后由乙方招生人员与来宾单独沟通。录取、面试、学位由乙方按学院规定办理，甲方不得代为承诺。</w:t>
+        <w:t>1.1 双方就乙方EMBA在华东、华中的招生宣传进行合作。甲方按乙方告知的常见门槛准备拟邀请名单（人数不少于八十人），并从中组织三十至四十人到乙方上海中心参加专题课。课后由乙方招生人员与来宾单独沟通。录取、面试、学位由乙方按学院规定办理，甲方不得代为承诺，双方不按学费或录取人数分成。</w:t>
       </w:r>
     </w:p>
     <w:p>
@@ -194,7 +194,7 @@
           <w:b w:val="0"/>
           <w:sz w:val="24"/>
         </w:rPr>
-        <w:t>1.2 甲方另安排一场出海主题活动，请乙方联系人转达，邀请乙方上海中心主任出席。主任是否出席，以乙方安排为准。甲方发出书面邀请，活动如期举办，即完成本项工作。</w:t>
+        <w:t>1.2 上述专题课以企业出海、赴港上市为主题，地点在乙方上海中心（外滩SOHO F栋）。乙方安排场地和老师，甲方负责邀请和现场。本场专题课即为第1.1款招生工作的现场，不另办招生说明会，也不就本场专题课另收费。</w:t>
       </w:r>
     </w:p>
     <w:p>
@@ -209,7 +209,7 @@
           <w:b w:val="0"/>
           <w:sz w:val="24"/>
         </w:rPr>
-        <w:t>1.3 港大本部出海课程的推广、原创谷、学生在沪实习参访等事项，双方可另行商议，不列入本协议交付，也不另收费。</w:t>
+        <w:t>1.3 甲方另安排一场出海主题活动（可含总领事或企业负责人出席的场次），请乙方联系人转达，邀请乙方上海中心主任出席。该项与第1.1款、第1.2款同属一次合作，含在第三条费用之内，不另收费、不单开报价。主任是否出席，以乙方安排为准。甲方发出书面邀请、活动如期举办，即完成本项工作。</w:t>
       </w:r>
     </w:p>
     <w:p>
@@ -224,7 +224,22 @@
           <w:b w:val="0"/>
           <w:sz w:val="24"/>
         </w:rPr>
-        <w:t>1.4 本协议不是招生代理，不按学费或录取人数分成，也不是联合办学。任何一方不得称对方为自己的下属机构，也不得对外宣称双方合办学位。</w:t>
+        <w:t>1.4 港大本部出海课程的推广、原创谷、学生在沪实习参访等事项，双方可另行商议，不列入本协议交付，也不另收费。</w:t>
+      </w:r>
+    </w:p>
+    <w:p>
+      <w:pPr>
+        <w:spacing w:after="120" w:before="0" w:line="360" w:lineRule="auto"/>
+        <w:ind w:firstLine="420"/>
+        <w:jc w:val="both"/>
+      </w:pPr>
+      <w:r>
+        <w:rPr>
+          <w:rFonts w:ascii="宋体" w:hAnsi="宋体" w:eastAsia="宋体"/>
+          <w:b w:val="0"/>
+          <w:sz w:val="24"/>
+        </w:rPr>
+        <w:t>1.5 本协议不是招生代理，不按学费或录取人数分成，也不是联合办学。任何一方不得称对方为自己的下属机构，也不得对外宣称双方合办学位。</w:t>
       </w:r>
     </w:p>
     <w:p>
@@ -254,7 +269,7 @@
           <w:b w:val="0"/>
           <w:sz w:val="24"/>
         </w:rPr>
-        <w:t>2.1 乙方负责：提供上海中心场地和名义；安排老师或校友；招生跟进；协助邀请中心主任；决定录取和学位。</w:t>
+        <w:t>2.1 乙方负责：提供上海中心场地和名义；安排老师或校友；书面告知EMBA初筛条件；课后招生跟进；协助邀请中心主任；决定录取和学位。</w:t>
       </w:r>
     </w:p>
     <w:p>
@@ -269,7 +284,7 @@
           <w:b w:val="0"/>
           <w:sz w:val="24"/>
         </w:rPr>
-        <w:t>2.2 甲方负责：九十天内的筹备；拟邀请名单；外滩专题课现场；请主任出席的那一场活动；课后七日内提交纪要和名单；开具发票、收取费用。</w:t>
+        <w:t>2.2 甲方负责：九十天内的筹备；按门槛准备拟邀请名单；外滩专题课现场；请主任出席的那一场活动；课后七日内提交纪要和有意向人员说明；开具发票、收取费用。</w:t>
       </w:r>
     </w:p>
     <w:p>
@@ -330,7 +345,7 @@
           <w:b w:val="0"/>
           <w:sz w:val="24"/>
         </w:rPr>
-        <w:t>。该费用为包干，覆盖第一条、第二条所列工作。</w:t>
+        <w:t>。该费用为包干，覆盖第一条所列EMBA招生宣传、出海专题课、邀请中心主任出席三项工作，不就其中任何一项单独加收。</w:t>
       </w:r>
     </w:p>
     <w:p>
@@ -435,7 +450,7 @@
           <w:b w:val="0"/>
           <w:sz w:val="24"/>
         </w:rPr>
-        <w:t>4.1 甲方提交拟邀请名单初稿，人数不少于八十人。乙方在五个工作日内提出书面意见，逾期视为没有意见。名单供工作使用，不保证每一个人都到场。</w:t>
+        <w:t>4.1 甲方提交拟邀请名单初稿，人数不少于八十人，并按乙方告知的EMBA常见门槛初筛。乙方在五个工作日内提出书面意见，逾期视为没有意见。名单供工作使用，不保证每一个人都到场。</w:t>
       </w:r>
     </w:p>
     <w:p>
@@ -450,7 +465,7 @@
           <w:b w:val="0"/>
           <w:sz w:val="24"/>
         </w:rPr>
-        <w:t>4.2 专题课完成后七日内，甲方提交纪要和来宾情况说明。因不可抗力、乙方改期或乙方未按时确定老师，影响人数的，不视为甲方违约。</w:t>
+        <w:t>4.2 专题课完成后七日内，甲方提交纪要、来宾情况说明，以及有意向继续了解EMBA的人员说明。因不可抗力、乙方改期或乙方未按时确定老师，影响人数的，不视为甲方违约。</w:t>
       </w:r>
     </w:p>
     <w:p>
@@ -465,7 +480,7 @@
           <w:b w:val="0"/>
           <w:sz w:val="24"/>
         </w:rPr>
-        <w:t>4.3 请主任出席一项，以甲方书面邀请为凭。主任未出席，不视为甲方违约。</w:t>
+        <w:t>4.3 请主任出席一项，以甲方书面邀请为凭。主任未出席，不视为甲方违约，也不因此减收或另收费用。</w:t>
       </w:r>
     </w:p>
     <w:p>
